--- a/Müsahibə sualları.docx
+++ b/Müsahibə sualları.docx
@@ -1,6 +1,6 @@
 
 <file path=word/document.xml><?xml version="1.0" encoding="utf-8"?>
-<w:document xmlns:wpc="http://schemas.microsoft.com/office/word/2010/wordprocessingCanvas" xmlns:cx="http://schemas.microsoft.com/office/drawing/2014/chartex" xmlns:cx1="http://schemas.microsoft.com/office/drawing/2015/9/8/chartex" xmlns:cx2="http://schemas.microsoft.com/office/drawing/2015/10/21/chartex" xmlns:cx3="http://schemas.microsoft.com/office/drawing/2016/5/9/chartex" xmlns:cx4="http://schemas.microsoft.com/office/drawing/2016/5/10/chartex" xmlns:cx5="http://schemas.microsoft.com/office/drawing/2016/5/11/chartex" xmlns:cx6="http://schemas.microsoft.com/office/drawing/2016/5/12/chartex" xmlns:cx7="http://schemas.microsoft.com/office/drawing/2016/5/13/chartex" xmlns:cx8="http://schemas.microsoft.com/office/drawing/2016/5/14/chartex" xmlns:mc="http://schemas.openxmlformats.org/markup-compatibility/2006" xmlns:aink="http://schemas.microsoft.com/office/drawing/2016/ink" xmlns:am3d="http://schemas.microsoft.com/office/drawing/2017/model3d" xmlns:o="urn:schemas-microsoft-com:office:office" xmlns:r="http://schemas.openxmlformats.org/officeDocument/2006/relationships" xmlns:m="http://schemas.openxmlformats.org/officeDocument/2006/math" xmlns:v="urn:schemas-microsoft-com:vml" xmlns:wp14="http://schemas.microsoft.com/office/word/2010/wordprocessingDrawing" xmlns:wp="http://schemas.openxmlformats.org/drawingml/2006/wordprocessingDrawing" xmlns:w10="urn:schemas-microsoft-com:office:word" xmlns:w="http://schemas.openxmlformats.org/wordprocessingml/2006/main" xmlns:w14="http://schemas.microsoft.com/office/word/2010/wordml" xmlns:w15="http://schemas.microsoft.com/office/word/2012/wordml" xmlns:w16cex="http://schemas.microsoft.com/office/word/2018/wordml/cex" xmlns:w16cid="http://schemas.microsoft.com/office/word/2016/wordml/cid" xmlns:w16="http://schemas.microsoft.com/office/word/2018/wordml" xmlns:w16sdtdh="http://schemas.microsoft.com/office/word/2020/wordml/sdtdatahash" xmlns:w16se="http://schemas.microsoft.com/office/word/2015/wordml/symex" xmlns:wpg="http://schemas.microsoft.com/office/word/2010/wordprocessingGroup" xmlns:wpi="http://schemas.microsoft.com/office/word/2010/wordprocessingInk" xmlns:wne="http://schemas.microsoft.com/office/word/2006/wordml" xmlns:wps="http://schemas.microsoft.com/office/word/2010/wordprocessingShape" mc:Ignorable="w14 w15 w16se w16cid w16 w16cex w16sdtdh wp14">
+<w:document xmlns:wpc="http://schemas.microsoft.com/office/word/2010/wordprocessingCanvas" xmlns:cx="http://schemas.microsoft.com/office/drawing/2014/chartex" xmlns:cx1="http://schemas.microsoft.com/office/drawing/2015/9/8/chartex" xmlns:cx2="http://schemas.microsoft.com/office/drawing/2015/10/21/chartex" xmlns:cx3="http://schemas.microsoft.com/office/drawing/2016/5/9/chartex" xmlns:cx4="http://schemas.microsoft.com/office/drawing/2016/5/10/chartex" xmlns:cx5="http://schemas.microsoft.com/office/drawing/2016/5/11/chartex" xmlns:cx6="http://schemas.microsoft.com/office/drawing/2016/5/12/chartex" xmlns:cx7="http://schemas.microsoft.com/office/drawing/2016/5/13/chartex" xmlns:cx8="http://schemas.microsoft.com/office/drawing/2016/5/14/chartex" xmlns:mc="http://schemas.openxmlformats.org/markup-compatibility/2006" xmlns:aink="http://schemas.microsoft.com/office/drawing/2016/ink" xmlns:am3d="http://schemas.microsoft.com/office/drawing/2017/model3d" xmlns:o="urn:schemas-microsoft-com:office:office" xmlns:oel="http://schemas.microsoft.com/office/2019/extlst" xmlns:r="http://schemas.openxmlformats.org/officeDocument/2006/relationships" xmlns:m="http://schemas.openxmlformats.org/officeDocument/2006/math" xmlns:v="urn:schemas-microsoft-com:vml" xmlns:wp14="http://schemas.microsoft.com/office/word/2010/wordprocessingDrawing" xmlns:wp="http://schemas.openxmlformats.org/drawingml/2006/wordprocessingDrawing" xmlns:w10="urn:schemas-microsoft-com:office:word" xmlns:w="http://schemas.openxmlformats.org/wordprocessingml/2006/main" xmlns:w14="http://schemas.microsoft.com/office/word/2010/wordml" xmlns:w15="http://schemas.microsoft.com/office/word/2012/wordml" xmlns:w16cex="http://schemas.microsoft.com/office/word/2018/wordml/cex" xmlns:w16cid="http://schemas.microsoft.com/office/word/2016/wordml/cid" xmlns:w16="http://schemas.microsoft.com/office/word/2018/wordml" xmlns:w16sdtdh="http://schemas.microsoft.com/office/word/2020/wordml/sdtdatahash" xmlns:w16se="http://schemas.microsoft.com/office/word/2015/wordml/symex" xmlns:wpg="http://schemas.microsoft.com/office/word/2010/wordprocessingGroup" xmlns:wpi="http://schemas.microsoft.com/office/word/2010/wordprocessingInk" xmlns:wne="http://schemas.microsoft.com/office/word/2006/wordml" xmlns:wps="http://schemas.microsoft.com/office/word/2010/wordprocessingShape" mc:Ignorable="w14 w15 w16se w16cid w16 w16cex w16sdtdh wp14">
   <w:body>
     <w:p>
       <w:pPr>
@@ -84,7 +84,7 @@
     <w:p>
       <w:pPr>
         <w:rPr>
-          <w:rStyle w:val="HTML"/>
+          <w:rStyle w:val="HTMLCode"/>
           <w:rFonts w:eastAsiaTheme="minorHAnsi"/>
           <w:b/>
           <w:bCs/>
@@ -92,7 +92,7 @@
       </w:pPr>
       <w:r>
         <w:rPr>
-          <w:rStyle w:val="HTML"/>
+          <w:rStyle w:val="HTMLCode"/>
           <w:rFonts w:eastAsiaTheme="minorHAnsi"/>
           <w:b/>
           <w:bCs/>
@@ -156,7 +156,7 @@
       </w:r>
       <w:r>
         <w:rPr>
-          <w:rStyle w:val="HTML"/>
+          <w:rStyle w:val="HTMLCode"/>
           <w:rFonts w:eastAsiaTheme="minorHAnsi"/>
           <w:b/>
           <w:bCs/>
@@ -424,7 +424,7 @@
       </w:pPr>
       <w:r>
         <w:rPr>
-          <w:rStyle w:val="HTML"/>
+          <w:rStyle w:val="HTMLCode"/>
           <w:rFonts w:eastAsiaTheme="minorHAnsi"/>
           <w:b/>
           <w:bCs/>
@@ -520,7 +520,7 @@
       </w:r>
       <w:r>
         <w:rPr>
-          <w:rStyle w:val="a4"/>
+          <w:rStyle w:val="Strong"/>
           <w:b w:val="0"/>
           <w:bCs w:val="0"/>
         </w:rPr>
@@ -776,7 +776,7 @@
       </w:pPr>
       <w:r>
         <w:rPr>
-          <w:rStyle w:val="HTML"/>
+          <w:rStyle w:val="HTMLCode"/>
           <w:rFonts w:eastAsiaTheme="minorHAnsi"/>
           <w:b/>
           <w:bCs/>
@@ -920,7 +920,7 @@
       </w:r>
       <w:r>
         <w:rPr>
-          <w:rStyle w:val="HTML"/>
+          <w:rStyle w:val="HTMLCode"/>
           <w:rFonts w:eastAsiaTheme="minorHAnsi"/>
           <w:b/>
           <w:bCs/>
@@ -989,7 +989,7 @@
       </w:r>
       <w:r>
         <w:rPr>
-          <w:rStyle w:val="HTML"/>
+          <w:rStyle w:val="HTMLCode"/>
           <w:rFonts w:eastAsiaTheme="minorHAnsi"/>
         </w:rPr>
         <w:t>object</w:t>
@@ -1007,7 +1007,7 @@
       </w:r>
       <w:r>
         <w:rPr>
-          <w:rStyle w:val="HTML"/>
+          <w:rStyle w:val="HTMLCode"/>
           <w:rFonts w:eastAsiaTheme="minorHAnsi"/>
         </w:rPr>
         <w:t>Length</w:t>
@@ -1107,7 +1107,7 @@
       </w:pPr>
       <w:r>
         <w:rPr>
-          <w:rStyle w:val="HTML"/>
+          <w:rStyle w:val="HTMLCode"/>
           <w:rFonts w:eastAsiaTheme="minorHAnsi"/>
           <w:b/>
           <w:bCs/>
@@ -1329,7 +1329,7 @@
     </w:p>
     <w:p>
       <w:pPr>
-        <w:pStyle w:val="a3"/>
+        <w:pStyle w:val="NormalWeb"/>
         <w:rPr>
           <w:b/>
           <w:bCs/>
@@ -1370,16 +1370,16 @@
     </w:p>
     <w:p>
       <w:pPr>
-        <w:pStyle w:val="a3"/>
-        <w:rPr>
-          <w:b/>
-          <w:bCs/>
-        </w:rPr>
-      </w:pPr>
-    </w:p>
-    <w:p>
-      <w:pPr>
-        <w:pStyle w:val="a3"/>
+        <w:pStyle w:val="NormalWeb"/>
+        <w:rPr>
+          <w:b/>
+          <w:bCs/>
+        </w:rPr>
+      </w:pPr>
+    </w:p>
+    <w:p>
+      <w:pPr>
+        <w:pStyle w:val="NormalWeb"/>
         <w:rPr>
           <w:b/>
           <w:bCs/>
@@ -1458,7 +1458,7 @@
       </w:r>
       <w:r>
         <w:rPr>
-          <w:rStyle w:val="HTML"/>
+          <w:rStyle w:val="HTMLCode"/>
           <w:b/>
           <w:bCs/>
         </w:rPr>
@@ -1649,7 +1649,7 @@
       </w:r>
       <w:r>
         <w:rPr>
-          <w:rStyle w:val="HTML"/>
+          <w:rStyle w:val="HTMLCode"/>
           <w:b/>
           <w:bCs/>
         </w:rPr>
@@ -1962,7 +1962,7 @@
       </w:r>
       <w:r>
         <w:rPr>
-          <w:rStyle w:val="HTML"/>
+          <w:rStyle w:val="HTMLCode"/>
           <w:rFonts w:eastAsiaTheme="minorHAnsi"/>
         </w:rPr>
         <w:t>record class</w:t>
@@ -1988,7 +1988,7 @@
       </w:r>
       <w:r>
         <w:rPr>
-          <w:rStyle w:val="HTML"/>
+          <w:rStyle w:val="HTMLCode"/>
           <w:rFonts w:eastAsiaTheme="minorHAnsi"/>
         </w:rPr>
         <w:t>record struct</w:t>
@@ -1998,7 +1998,7 @@
       </w:r>
       <w:r>
         <w:rPr>
-          <w:rStyle w:val="a4"/>
+          <w:rStyle w:val="Strong"/>
         </w:rPr>
         <w:t>value-based equality</w:t>
       </w:r>
@@ -3331,10 +3331,185 @@
           <w:u w:val="single"/>
           <w:lang w:val="az-Latn-AZ"/>
         </w:rPr>
-        <w:t xml:space="preserve">5. </w:t>
-      </w:r>
-      <w:proofErr w:type="spellStart"/>
-      <w:r>
+        <w:t>5. Niyə Dispose() içində GC.SuppressFinalize(this) yazırıq?</w:t>
+      </w:r>
+    </w:p>
+    <w:p>
+      <w:pPr>
+        <w:spacing w:beforeAutospacing="1" w:after="100" w:afterAutospacing="1" w:line="240" w:lineRule="auto"/>
+      </w:pPr>
+      <w:proofErr w:type="spellStart"/>
+      <w:r>
+        <w:t>Çünki</w:t>
+      </w:r>
+      <w:proofErr w:type="spellEnd"/>
+      <w:r>
+        <w:t xml:space="preserve"> </w:t>
+      </w:r>
+      <w:proofErr w:type="spellStart"/>
+      <w:r>
+        <w:t>obyekt</w:t>
+      </w:r>
+      <w:proofErr w:type="spellEnd"/>
+      <w:r>
+        <w:t xml:space="preserve"> </w:t>
+      </w:r>
+      <w:proofErr w:type="spellStart"/>
+      <w:r>
+        <w:t>artıq</w:t>
+      </w:r>
+      <w:proofErr w:type="spellEnd"/>
+      <w:r>
+        <w:t xml:space="preserve"> resource-</w:t>
+      </w:r>
+      <w:proofErr w:type="spellStart"/>
+      <w:r>
+        <w:t>ları</w:t>
+      </w:r>
+      <w:proofErr w:type="spellEnd"/>
+      <w:r>
+        <w:t xml:space="preserve"> </w:t>
+      </w:r>
+      <w:proofErr w:type="spellStart"/>
+      <w:r>
+        <w:t>təmizləyib</w:t>
+      </w:r>
+      <w:proofErr w:type="spellEnd"/>
+      <w:r>
+        <w:t xml:space="preserve">. Finalizer-in </w:t>
+      </w:r>
+      <w:proofErr w:type="spellStart"/>
+      <w:r>
+        <w:t>sonradan</w:t>
+      </w:r>
+      <w:proofErr w:type="spellEnd"/>
+      <w:r>
+        <w:t xml:space="preserve"> </w:t>
+      </w:r>
+      <w:proofErr w:type="spellStart"/>
+      <w:r>
+        <w:t>işləməsinə</w:t>
+      </w:r>
+      <w:proofErr w:type="spellEnd"/>
+      <w:r>
+        <w:t xml:space="preserve"> </w:t>
+      </w:r>
+      <w:proofErr w:type="spellStart"/>
+      <w:r>
+        <w:t>ehtiyac</w:t>
+      </w:r>
+      <w:proofErr w:type="spellEnd"/>
+      <w:r>
+        <w:t xml:space="preserve"> </w:t>
+      </w:r>
+      <w:proofErr w:type="spellStart"/>
+      <w:r>
+        <w:t>yoxdur</w:t>
+      </w:r>
+      <w:proofErr w:type="spellEnd"/>
+      <w:r>
+        <w:t xml:space="preserve">. </w:t>
+      </w:r>
+      <w:proofErr w:type="spellStart"/>
+      <w:r>
+        <w:rPr>
+          <w:rStyle w:val="HTMLCode"/>
+          <w:rFonts w:eastAsiaTheme="minorHAnsi"/>
+        </w:rPr>
+        <w:t>GC.SuppressFinalize</w:t>
+      </w:r>
+      <w:proofErr w:type="spellEnd"/>
+      <w:r>
+        <w:rPr>
+          <w:rStyle w:val="HTMLCode"/>
+          <w:rFonts w:eastAsiaTheme="minorHAnsi"/>
+        </w:rPr>
+        <w:t>(this)</w:t>
+      </w:r>
+      <w:r>
+        <w:t xml:space="preserve"> </w:t>
+      </w:r>
+      <w:proofErr w:type="spellStart"/>
+      <w:r>
+        <w:t>obyekti</w:t>
+      </w:r>
+      <w:proofErr w:type="spellEnd"/>
+      <w:r>
+        <w:t xml:space="preserve"> finalization queue-dan </w:t>
+      </w:r>
+      <w:proofErr w:type="spellStart"/>
+      <w:r>
+        <w:t>çıxarır</w:t>
+      </w:r>
+      <w:proofErr w:type="spellEnd"/>
+      <w:r>
+        <w:t xml:space="preserve"> </w:t>
+      </w:r>
+      <w:proofErr w:type="spellStart"/>
+      <w:r>
+        <w:t>və</w:t>
+      </w:r>
+      <w:proofErr w:type="spellEnd"/>
+      <w:r>
+        <w:t xml:space="preserve"> GC-</w:t>
+      </w:r>
+      <w:proofErr w:type="spellStart"/>
+      <w:r>
+        <w:t>nin</w:t>
+      </w:r>
+      <w:proofErr w:type="spellEnd"/>
+      <w:r>
+        <w:t xml:space="preserve"> </w:t>
+      </w:r>
+      <w:proofErr w:type="spellStart"/>
+      <w:r>
+        <w:t>əlavə</w:t>
+      </w:r>
+      <w:proofErr w:type="spellEnd"/>
+      <w:r>
+        <w:t xml:space="preserve"> </w:t>
+      </w:r>
+      <w:proofErr w:type="spellStart"/>
+      <w:r>
+        <w:t>iş</w:t>
+      </w:r>
+      <w:proofErr w:type="spellEnd"/>
+      <w:r>
+        <w:t xml:space="preserve"> </w:t>
+      </w:r>
+      <w:proofErr w:type="spellStart"/>
+      <w:r>
+        <w:t>görməsinin</w:t>
+      </w:r>
+      <w:proofErr w:type="spellEnd"/>
+      <w:r>
+        <w:t xml:space="preserve"> </w:t>
+      </w:r>
+      <w:proofErr w:type="spellStart"/>
+      <w:r>
+        <w:t>qarşısını</w:t>
+      </w:r>
+      <w:proofErr w:type="spellEnd"/>
+      <w:r>
+        <w:t xml:space="preserve"> </w:t>
+      </w:r>
+      <w:proofErr w:type="spellStart"/>
+      <w:r>
+        <w:t>alır</w:t>
+      </w:r>
+      <w:proofErr w:type="spellEnd"/>
+      <w:r>
+        <w:t>.</w:t>
+      </w:r>
+    </w:p>
+    <w:p>
+      <w:pPr>
+        <w:spacing w:beforeAutospacing="1" w:after="100" w:afterAutospacing="1" w:line="240" w:lineRule="auto"/>
+      </w:pPr>
+    </w:p>
+    <w:p>
+      <w:pPr>
+        <w:spacing w:beforeAutospacing="1" w:after="100" w:afterAutospacing="1" w:line="240" w:lineRule="auto"/>
         <w:rPr>
           <w:rFonts w:ascii="Times New Roman" w:hAnsi="Times New Roman" w:cs="Times New Roman"/>
           <w:sz w:val="32"/>
@@ -3342,10 +3517,11 @@
           <w:u w:val="single"/>
           <w:lang w:val="az-Latn-AZ"/>
         </w:rPr>
-        <w:t>Niyə</w:t>
-      </w:r>
-      <w:proofErr w:type="spellEnd"/>
-      <w:r>
+      </w:pPr>
+    </w:p>
+    <w:p>
+      <w:pPr>
+        <w:spacing w:beforeAutospacing="1" w:after="100" w:afterAutospacing="1" w:line="240" w:lineRule="auto"/>
         <w:rPr>
           <w:rFonts w:ascii="Times New Roman" w:hAnsi="Times New Roman" w:cs="Times New Roman"/>
           <w:sz w:val="32"/>
@@ -3353,8 +3529,7 @@
           <w:u w:val="single"/>
           <w:lang w:val="az-Latn-AZ"/>
         </w:rPr>
-        <w:t xml:space="preserve"> Dispose() içində GC.SuppressFinalize(this) yazırıq?</w:t>
-      </w:r>
+      </w:pPr>
     </w:p>
     <w:p>
       <w:pPr>
@@ -3367,6 +3542,348 @@
           <w:lang w:val="az-Latn-AZ"/>
         </w:rPr>
       </w:pPr>
+    </w:p>
+    <w:p>
+      <w:pPr>
+        <w:spacing w:beforeAutospacing="1" w:after="100" w:afterAutospacing="1" w:line="240" w:lineRule="auto"/>
+        <w:rPr>
+          <w:rFonts w:ascii="Times New Roman" w:hAnsi="Times New Roman" w:cs="Times New Roman"/>
+          <w:sz w:val="32"/>
+          <w:szCs w:val="32"/>
+          <w:u w:val="single"/>
+          <w:lang w:val="az-Latn-AZ"/>
+        </w:rPr>
+      </w:pPr>
+      <w:r>
+        <w:rPr>
+          <w:rFonts w:ascii="Times New Roman" w:hAnsi="Times New Roman" w:cs="Times New Roman"/>
+          <w:sz w:val="32"/>
+          <w:szCs w:val="32"/>
+          <w:u w:val="single"/>
+          <w:lang w:val="az-Latn-AZ"/>
+        </w:rPr>
+        <w:lastRenderedPageBreak/>
+        <w:t>6.</w:t>
+      </w:r>
+      <w:r>
+        <w:rPr>
+          <w:rFonts w:ascii="Times New Roman" w:hAnsi="Times New Roman" w:cs="Times New Roman"/>
+          <w:sz w:val="32"/>
+          <w:szCs w:val="32"/>
+          <w:u w:val="single"/>
+          <w:lang w:val="az-Latn-AZ"/>
+        </w:rPr>
+        <w:t>Amortized O(1) nədir?</w:t>
+      </w:r>
+    </w:p>
+    <w:p>
+      <w:r>
+        <w:t xml:space="preserve">Bu </w:t>
+      </w:r>
+      <w:proofErr w:type="spellStart"/>
+      <w:r>
+        <w:t>anlayış</w:t>
+      </w:r>
+      <w:proofErr w:type="spellEnd"/>
+      <w:r>
+        <w:t xml:space="preserve"> </w:t>
+      </w:r>
+      <w:proofErr w:type="spellStart"/>
+      <w:r>
+        <w:t>ən</w:t>
+      </w:r>
+      <w:proofErr w:type="spellEnd"/>
+      <w:r>
+        <w:t xml:space="preserve"> </w:t>
+      </w:r>
+      <w:proofErr w:type="spellStart"/>
+      <w:r>
+        <w:t>çox</w:t>
+      </w:r>
+      <w:proofErr w:type="spellEnd"/>
+      <w:r>
+        <w:t xml:space="preserve"> List&lt;T&gt;.Add() </w:t>
+      </w:r>
+      <w:proofErr w:type="spellStart"/>
+      <w:r>
+        <w:t>üçün</w:t>
+      </w:r>
+      <w:proofErr w:type="spellEnd"/>
+      <w:r>
+        <w:t xml:space="preserve"> </w:t>
+      </w:r>
+      <w:proofErr w:type="spellStart"/>
+      <w:r>
+        <w:t>istifadə</w:t>
+      </w:r>
+      <w:proofErr w:type="spellEnd"/>
+      <w:r>
+        <w:t xml:space="preserve"> </w:t>
+      </w:r>
+      <w:proofErr w:type="spellStart"/>
+      <w:r>
+        <w:t>olunur</w:t>
+      </w:r>
+      <w:proofErr w:type="spellEnd"/>
+      <w:r>
+        <w:t>.</w:t>
+      </w:r>
+    </w:p>
+    <w:p>
+      <w:proofErr w:type="spellStart"/>
+      <w:r>
+        <w:t>Məsələn</w:t>
+      </w:r>
+      <w:proofErr w:type="spellEnd"/>
+      <w:r>
+        <w:t>:</w:t>
+      </w:r>
+    </w:p>
+    <w:p>
+      <w:r>
+        <w:drawing>
+          <wp:inline distT="0" distB="0" distL="0" distR="0" wp14:anchorId="5B8D7075" wp14:editId="59092525">
+            <wp:extent cx="6152515" cy="2734310"/>
+            <wp:effectExtent l="0" t="0" r="635" b="8890"/>
+            <wp:docPr id="1" name="Picture 1"/>
+            <wp:cNvGraphicFramePr>
+              <a:graphicFrameLocks xmlns:a="http://schemas.openxmlformats.org/drawingml/2006/main" noChangeAspect="1"/>
+            </wp:cNvGraphicFramePr>
+            <a:graphic xmlns:a="http://schemas.openxmlformats.org/drawingml/2006/main">
+              <a:graphicData uri="http://schemas.openxmlformats.org/drawingml/2006/picture">
+                <pic:pic xmlns:pic="http://schemas.openxmlformats.org/drawingml/2006/picture">
+                  <pic:nvPicPr>
+                    <pic:cNvPr id="1" name=""/>
+                    <pic:cNvPicPr/>
+                  </pic:nvPicPr>
+                  <pic:blipFill>
+                    <a:blip r:embed="rId5"/>
+                    <a:stretch>
+                      <a:fillRect/>
+                    </a:stretch>
+                  </pic:blipFill>
+                  <pic:spPr>
+                    <a:xfrm>
+                      <a:off x="0" y="0"/>
+                      <a:ext cx="6152515" cy="2734310"/>
+                    </a:xfrm>
+                    <a:prstGeom prst="rect">
+                      <a:avLst/>
+                    </a:prstGeom>
+                  </pic:spPr>
+                </pic:pic>
+              </a:graphicData>
+            </a:graphic>
+          </wp:inline>
+        </w:drawing>
+      </w:r>
+    </w:p>
+    <w:p>
+      <w:pPr>
+        <w:rPr>
+          <w:b/>
+          <w:bCs/>
+        </w:rPr>
+      </w:pPr>
+      <w:proofErr w:type="spellStart"/>
+      <w:r>
+        <w:rPr>
+          <w:b/>
+          <w:bCs/>
+        </w:rPr>
+        <w:t>Nə</w:t>
+      </w:r>
+      <w:proofErr w:type="spellEnd"/>
+      <w:r>
+        <w:rPr>
+          <w:b/>
+          <w:bCs/>
+        </w:rPr>
+        <w:t xml:space="preserve"> </w:t>
+      </w:r>
+      <w:proofErr w:type="spellStart"/>
+      <w:r>
+        <w:rPr>
+          <w:b/>
+          <w:bCs/>
+        </w:rPr>
+        <w:t>baş</w:t>
+      </w:r>
+      <w:proofErr w:type="spellEnd"/>
+      <w:r>
+        <w:rPr>
+          <w:b/>
+          <w:bCs/>
+        </w:rPr>
+        <w:t xml:space="preserve"> </w:t>
+      </w:r>
+      <w:proofErr w:type="spellStart"/>
+      <w:r>
+        <w:rPr>
+          <w:b/>
+          <w:bCs/>
+        </w:rPr>
+        <w:t>verir</w:t>
+      </w:r>
+      <w:proofErr w:type="spellEnd"/>
+      <w:r>
+        <w:rPr>
+          <w:b/>
+          <w:bCs/>
+        </w:rPr>
+        <w:t>?</w:t>
+      </w:r>
+    </w:p>
+    <w:p>
+      <w:r>
+        <w:t xml:space="preserve">Yeni </w:t>
+      </w:r>
+      <w:proofErr w:type="spellStart"/>
+      <w:r>
+        <w:t>massiv</w:t>
+      </w:r>
+      <w:proofErr w:type="spellEnd"/>
+      <w:r>
+        <w:t xml:space="preserve"> </w:t>
+      </w:r>
+      <w:proofErr w:type="spellStart"/>
+      <w:r>
+        <w:t>yaradılır</w:t>
+      </w:r>
+      <w:proofErr w:type="spellEnd"/>
+      <w:r>
+        <w:t>:</w:t>
+      </w:r>
+    </w:p>
+    <w:p>
+      <w:r>
+        <w:t xml:space="preserve">8 </w:t>
+      </w:r>
+      <w:proofErr w:type="spellStart"/>
+      <w:r>
+        <w:t>ölçülü</w:t>
+      </w:r>
+      <w:proofErr w:type="spellEnd"/>
+    </w:p>
+    <w:p>
+      <w:r>
+        <w:t>[10][20][30][40][ ][ ][ ][ ]</w:t>
+      </w:r>
+    </w:p>
+    <w:p>
+      <w:proofErr w:type="spellStart"/>
+      <w:r>
+        <w:t>Köhnə</w:t>
+      </w:r>
+      <w:proofErr w:type="spellEnd"/>
+      <w:r>
+        <w:t xml:space="preserve"> </w:t>
+      </w:r>
+      <w:proofErr w:type="spellStart"/>
+      <w:r>
+        <w:t>elementlər</w:t>
+      </w:r>
+      <w:proofErr w:type="spellEnd"/>
+      <w:r>
+        <w:t xml:space="preserve"> </w:t>
+      </w:r>
+      <w:proofErr w:type="spellStart"/>
+      <w:r>
+        <w:t>köçürülür</w:t>
+      </w:r>
+      <w:proofErr w:type="spellEnd"/>
+      <w:r>
+        <w:t>.</w:t>
+      </w:r>
+    </w:p>
+    <w:p>
+      <w:r>
+        <w:t xml:space="preserve">Bu </w:t>
+      </w:r>
+      <w:proofErr w:type="spellStart"/>
+      <w:r>
+        <w:t>əməliyyat</w:t>
+      </w:r>
+      <w:proofErr w:type="spellEnd"/>
+      <w:r>
+        <w:t>:</w:t>
+      </w:r>
+    </w:p>
+    <w:p>
+      <w:r>
+        <w:t>O(n)</w:t>
+      </w:r>
+    </w:p>
+    <w:p>
+      <w:r>
+        <w:t>-dir.</w:t>
+      </w:r>
+    </w:p>
+    <w:p>
+      <w:pPr>
+        <w:rPr>
+          <w:b/>
+          <w:bCs/>
+        </w:rPr>
+      </w:pPr>
+    </w:p>
+    <w:p>
+      <w:pPr>
+        <w:rPr>
+          <w:b/>
+          <w:bCs/>
+        </w:rPr>
+      </w:pPr>
+      <w:proofErr w:type="spellStart"/>
+      <w:r>
+        <w:rPr>
+          <w:b/>
+          <w:bCs/>
+        </w:rPr>
+        <w:t>Bəs</w:t>
+      </w:r>
+      <w:proofErr w:type="spellEnd"/>
+      <w:r>
+        <w:rPr>
+          <w:b/>
+          <w:bCs/>
+        </w:rPr>
+        <w:t xml:space="preserve"> </w:t>
+      </w:r>
+      <w:proofErr w:type="spellStart"/>
+      <w:r>
+        <w:rPr>
+          <w:b/>
+          <w:bCs/>
+        </w:rPr>
+        <w:t>niyə</w:t>
+      </w:r>
+      <w:proofErr w:type="spellEnd"/>
+      <w:r>
+        <w:rPr>
+          <w:b/>
+          <w:bCs/>
+        </w:rPr>
+        <w:t xml:space="preserve"> Add() O(1) </w:t>
+      </w:r>
+      <w:proofErr w:type="spellStart"/>
+      <w:r>
+        <w:rPr>
+          <w:b/>
+          <w:bCs/>
+        </w:rPr>
+        <w:t>sayılır</w:t>
+      </w:r>
+      <w:proofErr w:type="spellEnd"/>
+      <w:r>
+        <w:rPr>
+          <w:b/>
+          <w:bCs/>
+        </w:rPr>
+        <w:t>?</w:t>
+      </w:r>
+    </w:p>
+    <w:p>
       <w:proofErr w:type="spellStart"/>
       <w:r>
         <w:t>Çünki</w:t>
@@ -3377,114 +3894,153 @@
       </w:r>
       <w:proofErr w:type="spellStart"/>
       <w:r>
-        <w:t>obyekt</w:t>
-      </w:r>
-      <w:proofErr w:type="spellEnd"/>
-      <w:r>
-        <w:t xml:space="preserve"> </w:t>
-      </w:r>
-      <w:proofErr w:type="spellStart"/>
-      <w:r>
-        <w:t>artıq</w:t>
-      </w:r>
-      <w:proofErr w:type="spellEnd"/>
-      <w:r>
-        <w:t xml:space="preserve"> resource-</w:t>
-      </w:r>
-      <w:proofErr w:type="spellStart"/>
-      <w:r>
-        <w:t>ları</w:t>
-      </w:r>
-      <w:proofErr w:type="spellEnd"/>
-      <w:r>
-        <w:t xml:space="preserve"> </w:t>
-      </w:r>
-      <w:proofErr w:type="spellStart"/>
-      <w:r>
-        <w:t>təmizləyib</w:t>
-      </w:r>
-      <w:proofErr w:type="spellEnd"/>
-      <w:r>
-        <w:t xml:space="preserve">. Finalizer-in </w:t>
-      </w:r>
-      <w:proofErr w:type="spellStart"/>
-      <w:r>
-        <w:t>sonradan</w:t>
-      </w:r>
-      <w:proofErr w:type="spellEnd"/>
-      <w:r>
-        <w:t xml:space="preserve"> </w:t>
-      </w:r>
-      <w:proofErr w:type="spellStart"/>
-      <w:r>
-        <w:t>işləməsinə</w:t>
-      </w:r>
-      <w:proofErr w:type="spellEnd"/>
-      <w:r>
-        <w:t xml:space="preserve"> </w:t>
-      </w:r>
-      <w:proofErr w:type="spellStart"/>
-      <w:r>
-        <w:t>ehtiyac</w:t>
-      </w:r>
-      <w:proofErr w:type="spellEnd"/>
-      <w:r>
-        <w:t xml:space="preserve"> </w:t>
-      </w:r>
-      <w:proofErr w:type="spellStart"/>
-      <w:r>
-        <w:t>yoxdur</w:t>
-      </w:r>
-      <w:proofErr w:type="spellEnd"/>
-      <w:r>
-        <w:t xml:space="preserve">. </w:t>
-      </w:r>
-      <w:proofErr w:type="spellStart"/>
-      <w:r>
-        <w:rPr>
-          <w:rStyle w:val="HTML"/>
-          <w:rFonts w:eastAsiaTheme="minorHAnsi"/>
-        </w:rPr>
-        <w:t>GC.SuppressFinalize</w:t>
-      </w:r>
-      <w:proofErr w:type="spellEnd"/>
-      <w:r>
-        <w:rPr>
-          <w:rStyle w:val="HTML"/>
-          <w:rFonts w:eastAsiaTheme="minorHAnsi"/>
-        </w:rPr>
-        <w:t>(this)</w:t>
-      </w:r>
-      <w:r>
-        <w:t xml:space="preserve"> </w:t>
-      </w:r>
-      <w:proofErr w:type="spellStart"/>
-      <w:r>
-        <w:t>obyekti</w:t>
-      </w:r>
-      <w:proofErr w:type="spellEnd"/>
-      <w:r>
-        <w:t xml:space="preserve"> finalization queue-dan </w:t>
-      </w:r>
-      <w:proofErr w:type="spellStart"/>
-      <w:r>
-        <w:t>çıxarır</w:t>
-      </w:r>
-      <w:proofErr w:type="spellEnd"/>
-      <w:r>
-        <w:t xml:space="preserve"> </w:t>
-      </w:r>
-      <w:proofErr w:type="spellStart"/>
-      <w:r>
-        <w:t>və</w:t>
-      </w:r>
-      <w:proofErr w:type="spellEnd"/>
-      <w:r>
-        <w:t xml:space="preserve"> GC-</w:t>
-      </w:r>
-      <w:proofErr w:type="spellStart"/>
-      <w:r>
-        <w:t>nin</w:t>
+        <w:t>bu</w:t>
+      </w:r>
+      <w:proofErr w:type="spellEnd"/>
+      <w:r>
+        <w:t xml:space="preserve"> </w:t>
+      </w:r>
+      <w:proofErr w:type="spellStart"/>
+      <w:r>
+        <w:t>köçürmə</w:t>
+      </w:r>
+      <w:proofErr w:type="spellEnd"/>
+      <w:r>
+        <w:t xml:space="preserve"> </w:t>
+      </w:r>
+      <w:proofErr w:type="spellStart"/>
+      <w:r>
+        <w:t>hər</w:t>
+      </w:r>
+      <w:proofErr w:type="spellEnd"/>
+      <w:r>
+        <w:t xml:space="preserve"> </w:t>
+      </w:r>
+      <w:proofErr w:type="spellStart"/>
+      <w:r>
+        <w:t>əlavədə</w:t>
+      </w:r>
+      <w:proofErr w:type="spellEnd"/>
+      <w:r>
+        <w:t xml:space="preserve"> </w:t>
+      </w:r>
+      <w:proofErr w:type="spellStart"/>
+      <w:r>
+        <w:t>olmur</w:t>
+      </w:r>
+      <w:proofErr w:type="spellEnd"/>
+      <w:r>
+        <w:t>.</w:t>
+      </w:r>
+    </w:p>
+    <w:p>
+      <w:proofErr w:type="spellStart"/>
+      <w:r>
+        <w:t>Kapasite</w:t>
+      </w:r>
+      <w:proofErr w:type="spellEnd"/>
+      <w:r>
+        <w:t xml:space="preserve"> </w:t>
+      </w:r>
+      <w:proofErr w:type="spellStart"/>
+      <w:r>
+        <w:t>belə</w:t>
+      </w:r>
+      <w:proofErr w:type="spellEnd"/>
+      <w:r>
+        <w:t xml:space="preserve"> </w:t>
+      </w:r>
+      <w:proofErr w:type="spellStart"/>
+      <w:r>
+        <w:t>artır</w:t>
+      </w:r>
+      <w:proofErr w:type="spellEnd"/>
+      <w:r>
+        <w:t>:</w:t>
+      </w:r>
+    </w:p>
+    <w:p>
+      <w:r>
+        <w:t>4</w:t>
+      </w:r>
+    </w:p>
+    <w:p>
+      <w:r>
+        <w:t>8</w:t>
+      </w:r>
+    </w:p>
+    <w:p>
+      <w:r>
+        <w:t>16</w:t>
+      </w:r>
+    </w:p>
+    <w:p>
+      <w:r>
+        <w:t>32</w:t>
+      </w:r>
+    </w:p>
+    <w:p>
+      <w:r>
+        <w:t>64</w:t>
+      </w:r>
+    </w:p>
+    <w:p>
+      <w:r>
+        <w:lastRenderedPageBreak/>
+        <w:t>128</w:t>
+      </w:r>
+    </w:p>
+    <w:p>
+      <w:r>
+        <w:t>...</w:t>
+      </w:r>
+    </w:p>
+    <w:p>
+      <w:proofErr w:type="spellStart"/>
+      <w:r>
+        <w:t>Yəni</w:t>
+      </w:r>
+      <w:proofErr w:type="spellEnd"/>
+      <w:r>
+        <w:t xml:space="preserve"> nadir </w:t>
+      </w:r>
+      <w:proofErr w:type="spellStart"/>
+      <w:r>
+        <w:t>hallarda</w:t>
+      </w:r>
+      <w:proofErr w:type="spellEnd"/>
+      <w:r>
+        <w:t xml:space="preserve"> </w:t>
+      </w:r>
+      <w:proofErr w:type="spellStart"/>
+      <w:r>
+        <w:t>böyük</w:t>
+      </w:r>
+      <w:proofErr w:type="spellEnd"/>
+      <w:r>
+        <w:t xml:space="preserve"> </w:t>
+      </w:r>
+      <w:proofErr w:type="spellStart"/>
+      <w:r>
+        <w:t>köçürmə</w:t>
+      </w:r>
+      <w:proofErr w:type="spellEnd"/>
+      <w:r>
+        <w:t xml:space="preserve"> </w:t>
+      </w:r>
+      <w:proofErr w:type="spellStart"/>
+      <w:r>
+        <w:t>edilir</w:t>
+      </w:r>
+      <w:proofErr w:type="spellEnd"/>
+      <w:r>
+        <w:t>.</w:t>
+      </w:r>
+    </w:p>
+    <w:p>
+      <w:proofErr w:type="spellStart"/>
+      <w:r>
+        <w:t>Minlərlə</w:t>
       </w:r>
       <w:proofErr w:type="spellEnd"/>
       <w:r>
@@ -3500,36 +4056,345 @@
       </w:r>
       <w:proofErr w:type="spellStart"/>
       <w:r>
-        <w:t>iş</w:t>
-      </w:r>
-      <w:proofErr w:type="spellEnd"/>
-      <w:r>
-        <w:t xml:space="preserve"> </w:t>
-      </w:r>
-      <w:proofErr w:type="spellStart"/>
-      <w:r>
-        <w:t>görməsinin</w:t>
-      </w:r>
-      <w:proofErr w:type="spellEnd"/>
-      <w:r>
-        <w:t xml:space="preserve"> </w:t>
-      </w:r>
-      <w:proofErr w:type="spellStart"/>
-      <w:r>
-        <w:t>qarşısını</w:t>
-      </w:r>
-      <w:proofErr w:type="spellEnd"/>
-      <w:r>
-        <w:t xml:space="preserve"> </w:t>
-      </w:r>
-      <w:proofErr w:type="spellStart"/>
-      <w:r>
-        <w:t>alır</w:t>
+        <w:t>üçün</w:t>
+      </w:r>
+      <w:proofErr w:type="spellEnd"/>
+      <w:r>
+        <w:t xml:space="preserve"> </w:t>
+      </w:r>
+      <w:proofErr w:type="spellStart"/>
+      <w:r>
+        <w:t>ümumi</w:t>
+      </w:r>
+      <w:proofErr w:type="spellEnd"/>
+      <w:r>
+        <w:t xml:space="preserve"> </w:t>
+      </w:r>
+      <w:proofErr w:type="spellStart"/>
+      <w:r>
+        <w:t>xərc</w:t>
+      </w:r>
+      <w:proofErr w:type="spellEnd"/>
+    </w:p>
+    <w:p>
+      <w:r>
+        <w:t>O(n)</w:t>
+      </w:r>
+    </w:p>
+    <w:p>
+      <w:proofErr w:type="spellStart"/>
+      <w:r>
+        <w:t>olur</w:t>
       </w:r>
       <w:proofErr w:type="spellEnd"/>
       <w:r>
         <w:t>.</w:t>
       </w:r>
+    </w:p>
+    <w:p>
+      <w:proofErr w:type="spellStart"/>
+      <w:r>
+        <w:t>Deməli</w:t>
+      </w:r>
+      <w:proofErr w:type="spellEnd"/>
+      <w:r>
+        <w:t xml:space="preserve"> </w:t>
+      </w:r>
+      <w:proofErr w:type="spellStart"/>
+      <w:r>
+        <w:t>bir</w:t>
+      </w:r>
+      <w:proofErr w:type="spellEnd"/>
+      <w:r>
+        <w:t xml:space="preserve"> </w:t>
+      </w:r>
+      <w:proofErr w:type="spellStart"/>
+      <w:r>
+        <w:t>əlavəyə</w:t>
+      </w:r>
+      <w:proofErr w:type="spellEnd"/>
+      <w:r>
+        <w:t xml:space="preserve"> </w:t>
+      </w:r>
+      <w:proofErr w:type="spellStart"/>
+      <w:r>
+        <w:t>düşən</w:t>
+      </w:r>
+      <w:proofErr w:type="spellEnd"/>
+      <w:r>
+        <w:t xml:space="preserve"> </w:t>
+      </w:r>
+      <w:proofErr w:type="spellStart"/>
+      <w:r>
+        <w:t>orta</w:t>
+      </w:r>
+      <w:proofErr w:type="spellEnd"/>
+      <w:r>
+        <w:t xml:space="preserve"> </w:t>
+      </w:r>
+      <w:proofErr w:type="spellStart"/>
+      <w:r>
+        <w:t>xərc</w:t>
+      </w:r>
+      <w:proofErr w:type="spellEnd"/>
+      <w:r>
+        <w:t>:</w:t>
+      </w:r>
+    </w:p>
+    <w:p>
+      <w:r>
+        <w:t>O(1)</w:t>
+      </w:r>
+    </w:p>
+    <w:p>
+      <w:r>
+        <w:t xml:space="preserve">Bu da amortized O(1) </w:t>
+      </w:r>
+      <w:proofErr w:type="spellStart"/>
+      <w:r>
+        <w:t>adlanır</w:t>
+      </w:r>
+      <w:proofErr w:type="spellEnd"/>
+      <w:r>
+        <w:t>.</w:t>
+      </w:r>
+    </w:p>
+    <w:p/>
+    <w:p>
+      <w:pPr>
+        <w:rPr>
+          <w:b/>
+          <w:bCs/>
+        </w:rPr>
+      </w:pPr>
+      <w:proofErr w:type="spellStart"/>
+      <w:r>
+        <w:rPr>
+          <w:b/>
+          <w:bCs/>
+        </w:rPr>
+        <w:t>Nə</w:t>
+      </w:r>
+      <w:proofErr w:type="spellEnd"/>
+      <w:r>
+        <w:rPr>
+          <w:b/>
+          <w:bCs/>
+        </w:rPr>
+        <w:t xml:space="preserve"> </w:t>
+      </w:r>
+      <w:proofErr w:type="spellStart"/>
+      <w:r>
+        <w:rPr>
+          <w:b/>
+          <w:bCs/>
+        </w:rPr>
+        <w:t>vaxt</w:t>
+      </w:r>
+      <w:proofErr w:type="spellEnd"/>
+      <w:r>
+        <w:rPr>
+          <w:b/>
+          <w:bCs/>
+        </w:rPr>
+        <w:t xml:space="preserve"> real O(n) </w:t>
+      </w:r>
+      <w:proofErr w:type="spellStart"/>
+      <w:r>
+        <w:rPr>
+          <w:b/>
+          <w:bCs/>
+        </w:rPr>
+        <w:t>olur</w:t>
+      </w:r>
+      <w:proofErr w:type="spellEnd"/>
+      <w:r>
+        <w:rPr>
+          <w:b/>
+          <w:bCs/>
+        </w:rPr>
+        <w:t>?</w:t>
+      </w:r>
+    </w:p>
+    <w:p>
+      <w:proofErr w:type="spellStart"/>
+      <w:r>
+        <w:t>Məhz</w:t>
+      </w:r>
+      <w:proofErr w:type="spellEnd"/>
+      <w:r>
+        <w:t xml:space="preserve"> </w:t>
+      </w:r>
+      <w:proofErr w:type="spellStart"/>
+      <w:r>
+        <w:t>kapasite</w:t>
+      </w:r>
+      <w:proofErr w:type="spellEnd"/>
+      <w:r>
+        <w:t xml:space="preserve"> </w:t>
+      </w:r>
+      <w:proofErr w:type="spellStart"/>
+      <w:r>
+        <w:t>dolanda</w:t>
+      </w:r>
+      <w:proofErr w:type="spellEnd"/>
+      <w:r>
+        <w:t>:</w:t>
+      </w:r>
+    </w:p>
+    <w:p>
+      <w:proofErr w:type="spellStart"/>
+      <w:r>
+        <w:t>list.Add</w:t>
+      </w:r>
+      <w:proofErr w:type="spellEnd"/>
+      <w:r>
+        <w:t>(item);</w:t>
+      </w:r>
+    </w:p>
+    <w:p>
+      <w:proofErr w:type="spellStart"/>
+      <w:r>
+        <w:t>aşağıdakılar</w:t>
+      </w:r>
+      <w:proofErr w:type="spellEnd"/>
+      <w:r>
+        <w:t xml:space="preserve"> </w:t>
+      </w:r>
+      <w:proofErr w:type="spellStart"/>
+      <w:r>
+        <w:t>baş</w:t>
+      </w:r>
+      <w:proofErr w:type="spellEnd"/>
+      <w:r>
+        <w:t xml:space="preserve"> </w:t>
+      </w:r>
+      <w:proofErr w:type="spellStart"/>
+      <w:r>
+        <w:t>verir</w:t>
+      </w:r>
+      <w:proofErr w:type="spellEnd"/>
+      <w:r>
+        <w:t>:</w:t>
+      </w:r>
+    </w:p>
+    <w:p>
+      <w:pPr>
+        <w:numPr>
+          <w:ilvl w:val="0"/>
+          <w:numId w:val="1"/>
+        </w:numPr>
+      </w:pPr>
+      <w:r>
+        <w:t xml:space="preserve">Yeni array </w:t>
+      </w:r>
+      <w:proofErr w:type="spellStart"/>
+      <w:r>
+        <w:t>yarat</w:t>
+      </w:r>
+      <w:proofErr w:type="spellEnd"/>
+      <w:r>
+        <w:t xml:space="preserve"> </w:t>
+      </w:r>
+    </w:p>
+    <w:p>
+      <w:pPr>
+        <w:numPr>
+          <w:ilvl w:val="0"/>
+          <w:numId w:val="1"/>
+        </w:numPr>
+      </w:pPr>
+      <w:proofErr w:type="spellStart"/>
+      <w:r>
+        <w:t>Bütün</w:t>
+      </w:r>
+      <w:proofErr w:type="spellEnd"/>
+      <w:r>
+        <w:t xml:space="preserve"> </w:t>
+      </w:r>
+      <w:proofErr w:type="spellStart"/>
+      <w:r>
+        <w:t>elementləri</w:t>
+      </w:r>
+      <w:proofErr w:type="spellEnd"/>
+      <w:r>
+        <w:t xml:space="preserve"> </w:t>
+      </w:r>
+      <w:proofErr w:type="spellStart"/>
+      <w:r>
+        <w:t>köçür</w:t>
+      </w:r>
+      <w:proofErr w:type="spellEnd"/>
+      <w:r>
+        <w:t xml:space="preserve"> </w:t>
+      </w:r>
+    </w:p>
+    <w:p>
+      <w:pPr>
+        <w:numPr>
+          <w:ilvl w:val="0"/>
+          <w:numId w:val="1"/>
+        </w:numPr>
+      </w:pPr>
+      <w:r>
+        <w:t xml:space="preserve">Yeni </w:t>
+      </w:r>
+      <w:proofErr w:type="spellStart"/>
+      <w:r>
+        <w:t>elementi</w:t>
+      </w:r>
+      <w:proofErr w:type="spellEnd"/>
+      <w:r>
+        <w:t xml:space="preserve"> </w:t>
+      </w:r>
+      <w:proofErr w:type="spellStart"/>
+      <w:r>
+        <w:t>əlavə</w:t>
+      </w:r>
+      <w:proofErr w:type="spellEnd"/>
+      <w:r>
+        <w:t xml:space="preserve"> et </w:t>
+      </w:r>
+    </w:p>
+    <w:p>
+      <w:r>
+        <w:t xml:space="preserve">Bu </w:t>
+      </w:r>
+      <w:proofErr w:type="spellStart"/>
+      <w:r>
+        <w:t>konkret</w:t>
+      </w:r>
+      <w:proofErr w:type="spellEnd"/>
+      <w:r>
+        <w:t xml:space="preserve"> </w:t>
+      </w:r>
+      <w:proofErr w:type="spellStart"/>
+      <w:r>
+        <w:t>əməliyyat</w:t>
+      </w:r>
+      <w:proofErr w:type="spellEnd"/>
+      <w:r>
+        <w:t>:</w:t>
+      </w:r>
+    </w:p>
+    <w:p>
+      <w:r>
+        <w:t>O(n)</w:t>
+      </w:r>
+    </w:p>
+    <w:p>
+      <w:r>
+        <w:t>-dir.</w:t>
+      </w:r>
+    </w:p>
+    <w:p/>
+    <w:p>
+      <w:pPr>
+        <w:rPr>
+          <w:b/>
+          <w:bCs/>
+        </w:rPr>
+      </w:pPr>
     </w:p>
     <w:sectPr>
       <w:pgSz w:w="12240" w:h="15840"/>
@@ -3539,6 +4404,127 @@
     </w:sectPr>
   </w:body>
 </w:document>
+</file>
+
+<file path=word/numbering.xml><?xml version="1.0" encoding="utf-8"?>
+<w:numbering xmlns:wpc="http://schemas.microsoft.com/office/word/2010/wordprocessingCanvas" xmlns:cx="http://schemas.microsoft.com/office/drawing/2014/chartex" xmlns:cx1="http://schemas.microsoft.com/office/drawing/2015/9/8/chartex" xmlns:cx2="http://schemas.microsoft.com/office/drawing/2015/10/21/chartex" xmlns:cx3="http://schemas.microsoft.com/office/drawing/2016/5/9/chartex" xmlns:cx4="http://schemas.microsoft.com/office/drawing/2016/5/10/chartex" xmlns:cx5="http://schemas.microsoft.com/office/drawing/2016/5/11/chartex" xmlns:cx6="http://schemas.microsoft.com/office/drawing/2016/5/12/chartex" xmlns:cx7="http://schemas.microsoft.com/office/drawing/2016/5/13/chartex" xmlns:cx8="http://schemas.microsoft.com/office/drawing/2016/5/14/chartex" xmlns:mc="http://schemas.openxmlformats.org/markup-compatibility/2006" xmlns:aink="http://schemas.microsoft.com/office/drawing/2016/ink" xmlns:am3d="http://schemas.microsoft.com/office/drawing/2017/model3d" xmlns:o="urn:schemas-microsoft-com:office:office" xmlns:oel="http://schemas.microsoft.com/office/2019/extlst" xmlns:r="http://schemas.openxmlformats.org/officeDocument/2006/relationships" xmlns:m="http://schemas.openxmlformats.org/officeDocument/2006/math" xmlns:v="urn:schemas-microsoft-com:vml" xmlns:wp14="http://schemas.microsoft.com/office/word/2010/wordprocessingDrawing" xmlns:wp="http://schemas.openxmlformats.org/drawingml/2006/wordprocessingDrawing" xmlns:w10="urn:schemas-microsoft-com:office:word" xmlns:w="http://schemas.openxmlformats.org/wordprocessingml/2006/main" xmlns:w14="http://schemas.microsoft.com/office/word/2010/wordml" xmlns:w15="http://schemas.microsoft.com/office/word/2012/wordml" xmlns:w16cex="http://schemas.microsoft.com/office/word/2018/wordml/cex" xmlns:w16cid="http://schemas.microsoft.com/office/word/2016/wordml/cid" xmlns:w16="http://schemas.microsoft.com/office/word/2018/wordml" xmlns:w16sdtdh="http://schemas.microsoft.com/office/word/2020/wordml/sdtdatahash" xmlns:w16se="http://schemas.microsoft.com/office/word/2015/wordml/symex" xmlns:wpg="http://schemas.microsoft.com/office/word/2010/wordprocessingGroup" xmlns:wpi="http://schemas.microsoft.com/office/word/2010/wordprocessingInk" xmlns:wne="http://schemas.microsoft.com/office/word/2006/wordml" xmlns:wps="http://schemas.microsoft.com/office/word/2010/wordprocessingShape" mc:Ignorable="w14 w15 w16se w16cid w16 w16cex w16sdtdh wp14">
+  <w:abstractNum w:abstractNumId="0" w15:restartNumberingAfterBreak="0">
+    <w:nsid w:val="0078319F"/>
+    <w:multiLevelType w:val="multilevel"/>
+    <w:tmpl w:val="B1E2C720"/>
+    <w:lvl w:ilvl="0">
+      <w:start w:val="1"/>
+      <w:numFmt w:val="decimal"/>
+      <w:lvlText w:val="%1."/>
+      <w:lvlJc w:val="left"/>
+      <w:pPr>
+        <w:tabs>
+          <w:tab w:val="num" w:pos="720"/>
+        </w:tabs>
+        <w:ind w:left="720" w:hanging="360"/>
+      </w:pPr>
+    </w:lvl>
+    <w:lvl w:ilvl="1" w:tentative="1">
+      <w:start w:val="1"/>
+      <w:numFmt w:val="decimal"/>
+      <w:lvlText w:val="%2."/>
+      <w:lvlJc w:val="left"/>
+      <w:pPr>
+        <w:tabs>
+          <w:tab w:val="num" w:pos="1440"/>
+        </w:tabs>
+        <w:ind w:left="1440" w:hanging="360"/>
+      </w:pPr>
+    </w:lvl>
+    <w:lvl w:ilvl="2" w:tentative="1">
+      <w:start w:val="1"/>
+      <w:numFmt w:val="decimal"/>
+      <w:lvlText w:val="%3."/>
+      <w:lvlJc w:val="left"/>
+      <w:pPr>
+        <w:tabs>
+          <w:tab w:val="num" w:pos="2160"/>
+        </w:tabs>
+        <w:ind w:left="2160" w:hanging="360"/>
+      </w:pPr>
+    </w:lvl>
+    <w:lvl w:ilvl="3" w:tentative="1">
+      <w:start w:val="1"/>
+      <w:numFmt w:val="decimal"/>
+      <w:lvlText w:val="%4."/>
+      <w:lvlJc w:val="left"/>
+      <w:pPr>
+        <w:tabs>
+          <w:tab w:val="num" w:pos="2880"/>
+        </w:tabs>
+        <w:ind w:left="2880" w:hanging="360"/>
+      </w:pPr>
+    </w:lvl>
+    <w:lvl w:ilvl="4" w:tentative="1">
+      <w:start w:val="1"/>
+      <w:numFmt w:val="decimal"/>
+      <w:lvlText w:val="%5."/>
+      <w:lvlJc w:val="left"/>
+      <w:pPr>
+        <w:tabs>
+          <w:tab w:val="num" w:pos="3600"/>
+        </w:tabs>
+        <w:ind w:left="3600" w:hanging="360"/>
+      </w:pPr>
+    </w:lvl>
+    <w:lvl w:ilvl="5" w:tentative="1">
+      <w:start w:val="1"/>
+      <w:numFmt w:val="decimal"/>
+      <w:lvlText w:val="%6."/>
+      <w:lvlJc w:val="left"/>
+      <w:pPr>
+        <w:tabs>
+          <w:tab w:val="num" w:pos="4320"/>
+        </w:tabs>
+        <w:ind w:left="4320" w:hanging="360"/>
+      </w:pPr>
+    </w:lvl>
+    <w:lvl w:ilvl="6" w:tentative="1">
+      <w:start w:val="1"/>
+      <w:numFmt w:val="decimal"/>
+      <w:lvlText w:val="%7."/>
+      <w:lvlJc w:val="left"/>
+      <w:pPr>
+        <w:tabs>
+          <w:tab w:val="num" w:pos="5040"/>
+        </w:tabs>
+        <w:ind w:left="5040" w:hanging="360"/>
+      </w:pPr>
+    </w:lvl>
+    <w:lvl w:ilvl="7" w:tentative="1">
+      <w:start w:val="1"/>
+      <w:numFmt w:val="decimal"/>
+      <w:lvlText w:val="%8."/>
+      <w:lvlJc w:val="left"/>
+      <w:pPr>
+        <w:tabs>
+          <w:tab w:val="num" w:pos="5760"/>
+        </w:tabs>
+        <w:ind w:left="5760" w:hanging="360"/>
+      </w:pPr>
+    </w:lvl>
+    <w:lvl w:ilvl="8" w:tentative="1">
+      <w:start w:val="1"/>
+      <w:numFmt w:val="decimal"/>
+      <w:lvlText w:val="%9."/>
+      <w:lvlJc w:val="left"/>
+      <w:pPr>
+        <w:tabs>
+          <w:tab w:val="num" w:pos="6480"/>
+        </w:tabs>
+        <w:ind w:left="6480" w:hanging="360"/>
+      </w:pPr>
+    </w:lvl>
+  </w:abstractNum>
+  <w:num w:numId="1" w16cid:durableId="1282539851">
+    <w:abstractNumId w:val="0"/>
+  </w:num>
+</w:numbering>
 </file>
 
 <file path=word/styles.xml><?xml version="1.0" encoding="utf-8"?>
@@ -3936,17 +4922,16 @@
     <w:lsdException w:name="Unresolved Mention" w:semiHidden="1" w:unhideWhenUsed="1"/>
     <w:lsdException w:name="Smart Link" w:semiHidden="1" w:unhideWhenUsed="1"/>
   </w:latentStyles>
-  <w:style w:type="paragraph" w:default="1" w:styleId="a">
+  <w:style w:type="paragraph" w:default="1" w:styleId="Normal">
     <w:name w:val="Normal"/>
     <w:qFormat/>
   </w:style>
-  <w:style w:type="character" w:default="1" w:styleId="a0">
+  <w:style w:type="character" w:default="1" w:styleId="DefaultParagraphFont">
     <w:name w:val="Default Paragraph Font"/>
     <w:uiPriority w:val="1"/>
-    <w:semiHidden/>
     <w:unhideWhenUsed/>
   </w:style>
-  <w:style w:type="table" w:default="1" w:styleId="a1">
+  <w:style w:type="table" w:default="1" w:styleId="TableNormal">
     <w:name w:val="Normal Table"/>
     <w:uiPriority w:val="99"/>
     <w:semiHidden/>
@@ -3961,15 +4946,15 @@
       </w:tblCellMar>
     </w:tblPr>
   </w:style>
-  <w:style w:type="numbering" w:default="1" w:styleId="a2">
+  <w:style w:type="numbering" w:default="1" w:styleId="NoList">
     <w:name w:val="No List"/>
     <w:uiPriority w:val="99"/>
     <w:semiHidden/>
     <w:unhideWhenUsed/>
   </w:style>
-  <w:style w:type="character" w:styleId="HTML">
+  <w:style w:type="character" w:styleId="HTMLCode">
     <w:name w:val="HTML Code"/>
-    <w:basedOn w:val="a0"/>
+    <w:basedOn w:val="DefaultParagraphFont"/>
     <w:uiPriority w:val="99"/>
     <w:semiHidden/>
     <w:unhideWhenUsed/>
@@ -3980,9 +4965,9 @@
       <w:szCs w:val="20"/>
     </w:rPr>
   </w:style>
-  <w:style w:type="paragraph" w:styleId="a3">
+  <w:style w:type="paragraph" w:styleId="NormalWeb">
     <w:name w:val="Normal (Web)"/>
-    <w:basedOn w:val="a"/>
+    <w:basedOn w:val="Normal"/>
     <w:uiPriority w:val="99"/>
     <w:semiHidden/>
     <w:unhideWhenUsed/>
@@ -3996,9 +4981,9 @@
       <w:szCs w:val="24"/>
     </w:rPr>
   </w:style>
-  <w:style w:type="character" w:styleId="a4">
+  <w:style w:type="character" w:styleId="Strong">
     <w:name w:val="Strong"/>
-    <w:basedOn w:val="a0"/>
+    <w:basedOn w:val="DefaultParagraphFont"/>
     <w:uiPriority w:val="22"/>
     <w:qFormat/>
     <w:rsid w:val="00454407"/>
@@ -4007,9 +4992,9 @@
       <w:bCs/>
     </w:rPr>
   </w:style>
-  <w:style w:type="paragraph" w:styleId="a5">
+  <w:style w:type="paragraph" w:styleId="ListParagraph">
     <w:name w:val="List Paragraph"/>
-    <w:basedOn w:val="a"/>
+    <w:basedOn w:val="Normal"/>
     <w:uiPriority w:val="34"/>
     <w:qFormat/>
     <w:rsid w:val="00635854"/>
